--- a/final/reference.docx
+++ b/final/reference.docx
@@ -75,7 +75,7 @@
         <w:color w:val="495057"/>
         <w:sz w:val="17"/>
       </w:rPr>
-      <w:t>Instats Policy Series  ·  Australia's gas export tax revenue (v3.2.6)</w:t>
+      <w:t>Instats Policy Series  ·  Australia's gas export tax revenue (v3.2.7)</w:t>
     </w:r>
   </w:p>
 </w:hdr>

--- a/final/reference.docx
+++ b/final/reference.docx
@@ -75,7 +75,7 @@
         <w:color w:val="495057"/>
         <w:sz w:val="17"/>
       </w:rPr>
-      <w:t>Instats Policy Series  ·  Australia's gas export tax revenue (v3.2.7)</w:t>
+      <w:t>Instats Policy Series  ·  Australia's gas export tax revenue</w:t>
     </w:r>
   </w:p>
 </w:hdr>
